--- a/documents/Akmal_Aref_CV_Unified_ATS.docx
+++ b/documents/Akmal_Aref_CV_Unified_ATS.docx
@@ -55,7 +55,7 @@
         <w:rPr>
           <w:rFonts w:ascii="Calibri" w:eastAsia="Calibri" w:hAnsi="Calibri" w:cs="Calibri"/>
         </w:rPr>
-        <w:t>Obour City, Cairo, Egypt | linkedin.com/in/akmalaref</w:t>
+        <w:t>Obour City, Cairo, Egypt | linkedin.com/in/akmalaref | Portfolio: akmalaref.dev</w:t>
       </w:r>
     </w:p>
     <w:p>
@@ -1764,7 +1764,25 @@
           <w:sz w:val="21"/>
           <w:szCs w:val="21"/>
         </w:rPr>
-        <w:t>Industrial Electronics Manufacturing (Summer Training) — Benha Electronics Factory (2011)</w:t>
+        <w:t>ICDL (International Computer Driving Licence) — Ministry of Communications &amp; IT, Egypt (2012)</w:t>
+      </w:r>
+    </w:p>
+    <w:p>
+      <w:pPr>
+        <w:pStyle w:val="ListParagraph"/>
+        <w:numPr>
+          <w:ilvl w:val="0"/>
+          <w:numId w:val="2"/>
+        </w:numPr>
+        <w:spacing w:after="90"/>
+      </w:pPr>
+      <w:r>
+        <w:rPr>
+          <w:rFonts w:ascii="Calibri" w:eastAsia="Calibri" w:hAnsi="Calibri" w:cs="Calibri"/>
+          <w:sz w:val="21"/>
+          <w:szCs w:val="21"/>
+        </w:rPr>
+        <w:t>Industrial Electronics Manufacturing (Summer Training) — Banha Company for Electronic Industries (2012)</w:t>
       </w:r>
     </w:p>
     <w:p>

--- a/documents/Akmal_Aref_CV_Unified_ATS.docx
+++ b/documents/Akmal_Aref_CV_Unified_ATS.docx
@@ -1746,7 +1746,7 @@
           <w:sz w:val="21"/>
           <w:szCs w:val="21"/>
         </w:rPr>
-        <w:t>Schneider Electrical Distribution Systems — Egyptian Engineers Syndicate (2019)</w:t>
+        <w:t>Electrical Distribution Phase 1 (24 Hr) — Schneider Electric / Egyptian Syndicate of Engineers (Aug 2019)</w:t>
       </w:r>
     </w:p>
     <w:p>
